--- a/ms/revisedSubmission/blindRevised.docx
+++ b/ms/revisedSubmission/blindRevised.docx
@@ -44,23 +44,91 @@
         <w:rPr>
           <w:rFonts w:ascii="Times New Roman" w:eastAsia="Times New Roman" w:hAnsi="Times New Roman" w:cs="Times New Roman"/>
         </w:rPr>
-        <w:t xml:space="preserve">A recent study by Thomas et al. (2022) showed that 8.5- to 10-month-olds use saliva sharing as an indicator of relationship closeness: infants expect that someone who previously shared saliva with a partner will also comfort that partner during times of distress. The current paper offers a mechanistic explanation for this finding. We propose that through everyday experiences, saliva sharing and comforting become integrated into an enriched representation that contains information about both events. Across five simulations, we show that when this proposal is implemented in a connectionist computational model, the model reproduces infants’ looking behaviors in Thomas et al. (2022) (Simulation 1), captures the specificity of infants’ expectations about comfort (Simulation 2), predicts bidirectional expectations about saliva sharing and comforting (Simulation 3), and shows that these expectations strengthen with experience and can shift in response to changes in environmental statistics (Simulations 4–5). </w:t>
-      </w:r>
-      <w:proofErr w:type="gramStart"/>
-      <w:r>
-        <w:rPr>
-          <w:rFonts w:ascii="Times New Roman" w:eastAsia="Times New Roman" w:hAnsi="Times New Roman" w:cs="Times New Roman"/>
-        </w:rPr>
-        <w:t>Taken</w:t>
-      </w:r>
-      <w:proofErr w:type="gramEnd"/>
-      <w:r>
-        <w:rPr>
-          <w:rFonts w:ascii="Times New Roman" w:eastAsia="Times New Roman" w:hAnsi="Times New Roman" w:cs="Times New Roman"/>
-        </w:rPr>
-        <w:t xml:space="preserve"> together, our findings suggest that domain-general associative learning can explain how infants come to understand the social meaning of saliva sharing.</w:t>
-      </w:r>
-      <w:r>
+        <w:t>A recent study by Thomas et al. (2022) showed that 8.5- to 10-month-olds use saliva sharing as an indicator of relationship closeness: infants expect that someone who previously shared saliva with a partner will also comfort that partner during times of distress. The current paper offers a mechanistic explanation for this finding. We propose that through everyday experiences, saliva sharing and comforting become integrated into an enriched representation that contains information about both events. Across five simulations, we show that when this proposal is implemented in a connectionist computational model, the model reproduces infants’ looking behaviors in Thomas et al. (2022) (Simulation 1), captures the specificity of infants’ expectations about comfort (Simulation 2), predicts bidirectional expectations about saliva sharing and comforting (Simulation 3), and shows that these expectations strengthen with experience and can shift in response to changes in environmental statistics (Simulations 4–5). Taken together, our findings suggest that domain-general associative learning can explain how infants come to understand the social meaning of saliva sharing.</w:t>
+      </w:r>
+    </w:p>
+    <w:p>
+      <w:pPr>
+        <w:spacing w:line="480" w:lineRule="auto"/>
+        <w:ind w:firstLine="720"/>
+        <w:rPr>
+          <w:rFonts w:ascii="Times New Roman" w:eastAsia="Times New Roman" w:hAnsi="Times New Roman" w:cs="Times New Roman"/>
+        </w:rPr>
+      </w:pPr>
+    </w:p>
+    <w:p>
+      <w:pPr>
+        <w:spacing w:line="480" w:lineRule="auto"/>
+        <w:rPr>
+          <w:rFonts w:ascii="Times New Roman" w:eastAsia="Times New Roman" w:hAnsi="Times New Roman" w:cs="Times New Roman"/>
+          <w:sz w:val="24"/>
+          <w:szCs w:val="24"/>
+        </w:rPr>
+      </w:pPr>
+      <w:r>
+        <w:rPr>
+          <w:rFonts w:ascii="Times New Roman" w:eastAsia="Times New Roman" w:hAnsi="Times New Roman" w:cs="Times New Roman"/>
+          <w:sz w:val="24"/>
+          <w:szCs w:val="24"/>
+        </w:rPr>
+        <w:t>Lay Summary:</w:t>
+      </w:r>
+    </w:p>
+    <w:p>
+      <w:pPr>
+        <w:spacing w:line="480" w:lineRule="auto"/>
+        <w:rPr>
+          <w:rFonts w:ascii="Times New Roman" w:eastAsia="Times New Roman" w:hAnsi="Times New Roman" w:cs="Times New Roman"/>
+          <w:sz w:val="24"/>
+          <w:szCs w:val="24"/>
+        </w:rPr>
+      </w:pPr>
+      <w:r>
+        <w:rPr>
+          <w:rFonts w:ascii="Times New Roman" w:hAnsi="Times New Roman" w:cs="Times New Roman"/>
+          <w:sz w:val="24"/>
+          <w:szCs w:val="24"/>
+        </w:rPr>
+        <w:t xml:space="preserve">How do infants know who will help when someone is upset? Recent research shows that infants expect people who share saliva to comfort one another. The current study uses computer simulations to explain how infants develop this understanding. We propose that infants learn these social rules through everyday observations. By seeing people share saliva and provide support, infants learn to connect these two actions. Our simulations successfully explained infant behavior and showed that these expectations </w:t>
+      </w:r>
+      <w:r>
+        <w:rPr>
+          <w:rFonts w:ascii="Times New Roman" w:hAnsi="Times New Roman" w:cs="Times New Roman"/>
+          <w:sz w:val="24"/>
+          <w:szCs w:val="24"/>
+        </w:rPr>
+        <w:t xml:space="preserve">not only </w:t>
+      </w:r>
+      <w:r>
+        <w:rPr>
+          <w:rFonts w:ascii="Times New Roman" w:hAnsi="Times New Roman" w:cs="Times New Roman"/>
+          <w:sz w:val="24"/>
+          <w:szCs w:val="24"/>
+        </w:rPr>
+        <w:t>grow stronger with more experience</w:t>
+      </w:r>
+      <w:r>
+        <w:rPr>
+          <w:rFonts w:ascii="Times New Roman" w:hAnsi="Times New Roman" w:cs="Times New Roman"/>
+          <w:sz w:val="24"/>
+          <w:szCs w:val="24"/>
+        </w:rPr>
+        <w:t xml:space="preserve"> but can be reversed in extreme cases</w:t>
+      </w:r>
+      <w:r>
+        <w:rPr>
+          <w:rFonts w:ascii="Times New Roman" w:hAnsi="Times New Roman" w:cs="Times New Roman"/>
+          <w:sz w:val="24"/>
+          <w:szCs w:val="24"/>
+        </w:rPr>
+        <w:t>. This suggests that infants use general learning abilities to build an understanding of close relationships based on the patterns they observe in their daily lives.</w:t>
+      </w:r>
+      <w:r>
+        <w:rPr>
+          <w:rFonts w:ascii="Times New Roman" w:hAnsi="Times New Roman" w:cs="Times New Roman"/>
+          <w:sz w:val="24"/>
+          <w:szCs w:val="24"/>
+        </w:rPr>
         <w:br w:type="page"/>
       </w:r>
     </w:p>
@@ -109,7 +177,6 @@
         </w:rPr>
         <w:t xml:space="preserve">One account proposes that infants infer the strength of social relationships by observing external cues, specifically saliva sharing, which is a reliable indicator of thick relationships. Because saliva sharing is a cross-cultural and cross-species hallmark of intimacy (e.g., Jaeggi &amp; Gurven, 2013; Silk et al., 2013; Thomas, 2024), Thomas et al. (2022) investigated whether infants use this behavior to predict social support. Their study, published in </w:t>
       </w:r>
-      <w:proofErr w:type="gramStart"/>
       <w:r>
         <w:rPr>
           <w:rFonts w:ascii="Times New Roman" w:eastAsia="Times New Roman" w:hAnsi="Times New Roman" w:cs="Times New Roman"/>
@@ -118,26 +185,11 @@
         </w:rPr>
         <w:t>Science</w:t>
       </w:r>
-      <w:proofErr w:type="gramEnd"/>
-      <w:r>
-        <w:rPr>
-          <w:rFonts w:ascii="Times New Roman" w:eastAsia="Times New Roman" w:hAnsi="Times New Roman" w:cs="Times New Roman"/>
-        </w:rPr>
-        <w:t xml:space="preserve">, found that infants expect an individual who previously shared saliva with a partner also to comfort that partner during times of distress. In Thomas et al.’s primary experiment (i.e., Exp. 2B), 8.5- to 10-month-old infants saw a puppet interact with two actresses. One actress took turns eating from the same orange slice as the puppet (implying saliva sharing). The other actress shared a ball with the </w:t>
-      </w:r>
-      <w:proofErr w:type="gramStart"/>
-      <w:r>
-        <w:rPr>
-          <w:rFonts w:ascii="Times New Roman" w:eastAsia="Times New Roman" w:hAnsi="Times New Roman" w:cs="Times New Roman"/>
-        </w:rPr>
-        <w:t>puppet, but</w:t>
-      </w:r>
-      <w:proofErr w:type="gramEnd"/>
-      <w:r>
-        <w:rPr>
-          <w:rFonts w:ascii="Times New Roman" w:eastAsia="Times New Roman" w:hAnsi="Times New Roman" w:cs="Times New Roman"/>
-        </w:rPr>
-        <w:t xml:space="preserve"> did not share saliva. Unlike saliva sharing, which is theorized to occur mainly in thick relationships, ball sharing represents a neutral interaction that can occur in both thin and thick relationships. Infants then saw the same puppet positioned between the two actresses on the screen. The puppet exhibited distress, and both actresses turned towards the puppet. Thomas et al. (2022) reasoned that if infants expect saliva-sharers to provide comfort during times of distress, infants should look first and longest at the actress who ate from the same orange slice as the puppet—and this is exactly what they found.</w:t>
+      <w:r>
+        <w:rPr>
+          <w:rFonts w:ascii="Times New Roman" w:eastAsia="Times New Roman" w:hAnsi="Times New Roman" w:cs="Times New Roman"/>
+        </w:rPr>
+        <w:t>, found that infants expect an individual who previously shared saliva with a partner also to comfort that partner during times of distress. In Thomas et al.’s primary experiment (i.e., Exp. 2B), 8.5- to 10-month-old infants saw a puppet interact with two actresses. One actress took turns eating from the same orange slice as the puppet (implying saliva sharing). The other actress shared a ball with the puppet, but did not share saliva. Unlike saliva sharing, which is theorized to occur mainly in thick relationships, ball sharing represents a neutral interaction that can occur in both thin and thick relationships. Infants then saw the same puppet positioned between the two actresses on the screen. The puppet exhibited distress, and both actresses turned towards the puppet. Thomas et al. (2022) reasoned that if infants expect saliva-sharers to provide comfort during times of distress, infants should look first and longest at the actress who ate from the same orange slice as the puppet—and this is exactly what they found.</w:t>
       </w:r>
     </w:p>
     <w:p>
@@ -188,21 +240,7 @@
         <w:rPr>
           <w:rFonts w:ascii="Times New Roman" w:eastAsia="Times New Roman" w:hAnsi="Times New Roman" w:cs="Times New Roman"/>
         </w:rPr>
-        <w:t xml:space="preserve">In a third experiment (Experiment 3B), Thomas et al. (2022) tested whether infants’ behavior in the previous experiments was specifically due to saliva sharing (rather than food sharing). They showed infants a video of a central actress flanked by two puppets. First, the actress placed her finger into her mouth, rotated it, and then placed it into one of the puppet’s mouths. Next, the actress placed her finger on her forehead, rotated it, and placed it on the other puppet’s forehead. The actress then expressed distress, and Thomas et al. (2022) measured which puppet infants looked at first and longest. Although infants’ first looks were split evenly between both puppets, infants looked longer at the puppet with whom the actress shared saliva. Thomas et al. (2022) interpreted these findings to mean that preverbal infants use saliva sharing specifically to predict who should provide comfort to whom. These results (Experiment 2B) were partially replicated by Cifti et al. (2025); these authors found that 8.5- to 10-month-old infants looked proportionally longer, but not first, at the Saliva Sharer than at the </w:t>
-      </w:r>
-      <w:proofErr w:type="gramStart"/>
-      <w:r>
-        <w:rPr>
-          <w:rFonts w:ascii="Times New Roman" w:eastAsia="Times New Roman" w:hAnsi="Times New Roman" w:cs="Times New Roman"/>
-        </w:rPr>
-        <w:t>Non-Saliva Sharer</w:t>
-      </w:r>
-      <w:proofErr w:type="gramEnd"/>
-      <w:r>
-        <w:rPr>
-          <w:rFonts w:ascii="Times New Roman" w:eastAsia="Times New Roman" w:hAnsi="Times New Roman" w:cs="Times New Roman"/>
-        </w:rPr>
-        <w:t xml:space="preserve">. </w:t>
+        <w:t xml:space="preserve">In a third experiment (Experiment 3B), Thomas et al. (2022) tested whether infants’ behavior in the previous experiments was specifically due to saliva sharing (rather than food sharing). They showed infants a video of a central actress flanked by two puppets. First, the actress placed her finger into her mouth, rotated it, and then placed it into one of the puppet’s mouths. Next, the actress placed her finger on her forehead, rotated it, and placed it on the other puppet’s forehead. The actress then expressed distress, and Thomas et al. (2022) measured which puppet infants looked at first and longest. Although infants’ first looks were split evenly between both puppets, infants looked longer at the puppet with whom the actress shared saliva. Thomas et al. (2022) interpreted these findings to mean that preverbal infants use saliva sharing specifically to predict who should provide comfort to whom. These results (Experiment 2B) were partially replicated by Cifti et al. (2025); these authors found that 8.5- to 10-month-old infants looked longer, but not first, at the Saliva Sharer than at the Non-Saliva Sharer. </w:t>
       </w:r>
     </w:p>
     <w:p>
@@ -265,14 +303,14 @@
         <w:rPr>
           <w:rFonts w:ascii="Times New Roman" w:eastAsia="Times New Roman" w:hAnsi="Times New Roman" w:cs="Times New Roman"/>
         </w:rPr>
-        <w:t xml:space="preserve">Our central claim is that infants’ looking behaviors in Thomas et al. (2022) are the result of a domain-general associative learning mechanism. As infants repeatedly witness others sharing saliva or providing comfort, they gradually build a representation of these events. Here, “representation” refers to a pattern of activation across units in an associative, cognitive system that is elicited by different </w:t>
+        <w:t xml:space="preserve">Our central claim is that infants’ looking behaviors in Thomas et al. (2022) are the result of a domain-general associative learning mechanism. As infants repeatedly witness others sharing saliva or providing comfort, they gradually build a representation of these events. Here, “representation” refers to a pattern of activation across units in an associative, cognitive system that is elicited by different environmental events such as the above saliva sharing event. In our view, infants represent saliva-sharing </w:t>
       </w:r>
       <w:r>
         <w:rPr>
           <w:rFonts w:ascii="Times New Roman" w:eastAsia="Times New Roman" w:hAnsi="Times New Roman" w:cs="Times New Roman"/>
         </w:rPr>
         <w:lastRenderedPageBreak/>
-        <w:t xml:space="preserve">environmental events such as the above saliva sharing event. In our view, infants represent saliva-sharing in terms of its low-level, semantically neutral kinematics and the surface features of the objects and entities that engage in them. For example, infants’ representation of saliva-sharing events will include information about the perceptual appearance of the agents, their actions, and the food items involved. However, because the particular food item that is shared tends to vary across situations, the kinematics of saliva sharing will feature more prominently in the representation that is formed than any one food item. </w:t>
+        <w:t xml:space="preserve">in terms of its low-level, semantically neutral kinematics and the surface features of the objects and entities that engage in them. For example, infants’ representation of saliva-sharing events will include information about the perceptual appearance of the agents, their actions, and the food items involved. However, because the particular food item that is shared tends to vary across situations, the kinematics of saliva sharing will feature more prominently in the representation that is formed than any one food item. </w:t>
       </w:r>
     </w:p>
     <w:p>
@@ -290,21 +328,7 @@
         <w:rPr>
           <w:rFonts w:ascii="Times New Roman" w:eastAsia="Times New Roman" w:hAnsi="Times New Roman" w:cs="Times New Roman"/>
         </w:rPr>
-        <w:t>We propose that during saliva-sharing events, the perceptual features that embody the kinematics of saliva sharing become associated with the individuals participating in that action. If that same person later participates in comforting, that person will reactivate some of the same representational units that encoded the action of saliva-sharing itself. Once reactivated, the kinematics that comprise comforting become incorporated into the same representation. A corollary of this is that a single “</w:t>
-      </w:r>
-      <w:proofErr w:type="gramStart"/>
-      <w:r>
-        <w:rPr>
-          <w:rFonts w:ascii="Times New Roman" w:eastAsia="Times New Roman" w:hAnsi="Times New Roman" w:cs="Times New Roman"/>
-        </w:rPr>
-        <w:t>enriched”  representation</w:t>
-      </w:r>
-      <w:proofErr w:type="gramEnd"/>
-      <w:r>
-        <w:rPr>
-          <w:rFonts w:ascii="Times New Roman" w:eastAsia="Times New Roman" w:hAnsi="Times New Roman" w:cs="Times New Roman"/>
-        </w:rPr>
-        <w:t xml:space="preserve"> emerges that contains information about saliva sharing and comforting, even though saliva sharing and comforting were not experienced simultaneously. As a consequence, our account predicts bidirectional expectations; when infants see saliva sharing, they will expect comforting, and when infants see comforting, they will expect saliva sharing. Importantly, we are not arguing that this enriched representation encodes the conceptual meaning of saliva sharing or comfort; rather, this representation reflects the combined (hence, “enriched”) low-level, surface-based kinematic and perceptual features of these actions and entities involved in them. </w:t>
+        <w:t xml:space="preserve">We propose that during saliva-sharing events, the perceptual features that embody the kinematics of saliva sharing become associated with the individuals participating in that action. If that same person later participates in comforting, that person will reactivate some of the same representational units that encoded the action of saliva-sharing itself. Once reactivated, the kinematics that comprise comforting become incorporated into the same representation. A corollary of this is that a single “enriched”  representation emerges that contains information about saliva sharing and comforting, even though saliva sharing and comforting were not experienced simultaneously. As a consequence, our account predicts bidirectional expectations; when infants see saliva sharing, they will expect comforting, and when infants see comforting, they will expect saliva sharing. Importantly, we are not arguing that this enriched representation encodes the conceptual meaning of saliva sharing or comfort; rather, this representation reflects the combined (hence, “enriched”) low-level, surface-based kinematic and perceptual features of these actions and entities involved in them. </w:t>
       </w:r>
     </w:p>
     <w:p>
@@ -420,21 +444,7 @@
           <w:rFonts w:ascii="Times New Roman" w:eastAsia="Times New Roman" w:hAnsi="Times New Roman" w:cs="Times New Roman"/>
         </w:rPr>
         <w:tab/>
-        <w:t xml:space="preserve">The simulations reported here used a three-layer, feedforward, </w:t>
-      </w:r>
-      <w:proofErr w:type="spellStart"/>
-      <w:r>
-        <w:rPr>
-          <w:rFonts w:ascii="Times New Roman" w:eastAsia="Times New Roman" w:hAnsi="Times New Roman" w:cs="Times New Roman"/>
-        </w:rPr>
-        <w:t>autoassociative</w:t>
-      </w:r>
-      <w:proofErr w:type="spellEnd"/>
-      <w:r>
-        <w:rPr>
-          <w:rFonts w:ascii="Times New Roman" w:eastAsia="Times New Roman" w:hAnsi="Times New Roman" w:cs="Times New Roman"/>
-        </w:rPr>
-        <w:t xml:space="preserve"> neural network model (e.g., Mareschal et al., 2000) trained with backpropagation in cross-entropy error (e.g., Rumelhart et al., 1986). The hidden and output units used a sigmoid activation function. Gaussian noise was added to input activations to reflect infants’ noisy sensory processing (M = 0, SD = 0.875).</w:t>
+        <w:t>The simulations reported here used a three-layer, feedforward, autoassociative neural network model (e.g., Mareschal et al., 2000) trained with backpropagation in cross-entropy error (e.g., Rumelhart et al., 1986). The hidden and output units used a sigmoid activation function. Gaussian noise was added to input activations to reflect infants’ noisy sensory processing (M = 0, SD = 0.875).</w:t>
       </w:r>
     </w:p>
     <w:p>
@@ -510,21 +520,7 @@
         <w:rPr>
           <w:rFonts w:ascii="Times New Roman" w:eastAsia="Times New Roman" w:hAnsi="Times New Roman" w:cs="Times New Roman"/>
         </w:rPr>
-        <w:t xml:space="preserve"> Depicted here is a saliva-sharing event. The input and output groups are identical. The names of the input groups </w:t>
-      </w:r>
-      <w:proofErr w:type="gramStart"/>
-      <w:r>
-        <w:rPr>
-          <w:rFonts w:ascii="Times New Roman" w:eastAsia="Times New Roman" w:hAnsi="Times New Roman" w:cs="Times New Roman"/>
-        </w:rPr>
-        <w:t>are in</w:t>
-      </w:r>
-      <w:proofErr w:type="gramEnd"/>
-      <w:r>
-        <w:rPr>
-          <w:rFonts w:ascii="Times New Roman" w:eastAsia="Times New Roman" w:hAnsi="Times New Roman" w:cs="Times New Roman"/>
-        </w:rPr>
-        <w:t xml:space="preserve"> bold. The model consisted of 10 structurally identical input and output groups: People Left/Right, Saliva </w:t>
+        <w:t xml:space="preserve"> Depicted here is a saliva-sharing event. The input and output groups are identical. The names of the input groups are in bold. The model consisted of 10 structurally identical input and output groups: People Left/Right, Saliva </w:t>
       </w:r>
       <w:r>
         <w:rPr>
@@ -580,21 +576,7 @@
         <w:rPr>
           <w:rFonts w:ascii="Times New Roman" w:eastAsia="Times New Roman" w:hAnsi="Times New Roman" w:cs="Times New Roman"/>
         </w:rPr>
-        <w:t xml:space="preserve">The model consisted of three layers (Figure 1). There were 147 input units, 30 hidden units, and 147 output units. The 147 input and output units were divided into 10 groups of </w:t>
-      </w:r>
-      <w:proofErr w:type="gramStart"/>
-      <w:r>
-        <w:rPr>
-          <w:rFonts w:ascii="Times New Roman" w:eastAsia="Times New Roman" w:hAnsi="Times New Roman" w:cs="Times New Roman"/>
-        </w:rPr>
-        <w:t>units—</w:t>
-      </w:r>
-      <w:proofErr w:type="gramEnd"/>
-      <w:r>
-        <w:rPr>
-          <w:rFonts w:ascii="Times New Roman" w:eastAsia="Times New Roman" w:hAnsi="Times New Roman" w:cs="Times New Roman"/>
-        </w:rPr>
-        <w:t xml:space="preserve">the output groups were identical to the input groups. Saliva Sharing Identity and Comforting Identity groups captured the </w:t>
+        <w:t xml:space="preserve">The model consisted of three layers (Figure 1). There were 147 input units, 30 hidden units, and 147 output units. The 147 input and output units were divided into 10 groups of units—the output groups were identical to the input groups. Saliva Sharing Identity and Comforting Identity groups captured the </w:t>
       </w:r>
       <w:r>
         <w:rPr>
@@ -885,21 +867,7 @@
         <w:rPr>
           <w:rFonts w:ascii="Times New Roman" w:eastAsia="Times New Roman" w:hAnsi="Times New Roman" w:cs="Times New Roman"/>
         </w:rPr>
-        <w:t xml:space="preserve">For all conditions, we measured the cross-entropy error produced when the network saw the saliva-sharer provide comfort and the non-saliva sharer provide comfort. Typically, greater model error corresponds conceptually to longer looking and mirrors the logic of violation of expectation paradigms. Thus, the model would produce greater error if it had learned that non-saliva sharers do not provide comfort but then observed at test that one did. However, because Thomas et al. (2022) presented infants with both actresses simultaneously and measured which actress infants looked at first and longest, the authors interpreted longer looks as “expectations” rather than "surprise." In other words, Thomas et al. inferred that if infants detected a thick relationship, they would look at the person they expected to comfort the puppet. To convert model error into expectations, we subtracted a given network’s error score produced by a test event from the maximum error for that test event. This transformation means that lower network </w:t>
-      </w:r>
-      <w:proofErr w:type="gramStart"/>
-      <w:r>
-        <w:rPr>
-          <w:rFonts w:ascii="Times New Roman" w:eastAsia="Times New Roman" w:hAnsi="Times New Roman" w:cs="Times New Roman"/>
-        </w:rPr>
-        <w:t>error</w:t>
-      </w:r>
-      <w:proofErr w:type="gramEnd"/>
-      <w:r>
-        <w:rPr>
-          <w:rFonts w:ascii="Times New Roman" w:eastAsia="Times New Roman" w:hAnsi="Times New Roman" w:cs="Times New Roman"/>
-        </w:rPr>
-        <w:t xml:space="preserve"> now corresponded to longer looking or greater expectation for that outcome.</w:t>
+        <w:t>For all conditions, we measured the cross-entropy error produced when the network saw the saliva-sharer provide comfort and the non-saliva sharer provide comfort. Typically, greater model error corresponds conceptually to longer looking and mirrors the logic of violation of expectation paradigms. Thus, the model would produce greater error if it had learned that non-saliva sharers do not provide comfort but then observed at test that one did. However, because Thomas et al. (2022) presented infants with both actresses simultaneously and measured which actress infants looked at first and longest, the authors interpreted longer looks as “expectations” rather than "surprise." In other words, Thomas et al. inferred that if infants detected a thick relationship, they would look at the person they expected to comfort the puppet. To convert model error into expectations, we subtracted a given network’s error score produced by a test event from the maximum error for that test event. This transformation means that lower network error now corresponded to longer looking or greater expectation for that outcome.</w:t>
       </w:r>
     </w:p>
     <w:p>
@@ -1028,21 +996,7 @@
         <w:rPr>
           <w:rFonts w:ascii="Times New Roman" w:eastAsia="Times New Roman" w:hAnsi="Times New Roman" w:cs="Times New Roman"/>
         </w:rPr>
-        <w:t xml:space="preserve">Figure 2. </w:t>
-      </w:r>
-      <w:proofErr w:type="gramStart"/>
-      <w:r>
-        <w:rPr>
-          <w:rFonts w:ascii="Times New Roman" w:eastAsia="Times New Roman" w:hAnsi="Times New Roman" w:cs="Times New Roman"/>
-        </w:rPr>
-        <w:t>Networks’</w:t>
-      </w:r>
-      <w:proofErr w:type="gramEnd"/>
-      <w:r>
-        <w:rPr>
-          <w:rFonts w:ascii="Times New Roman" w:eastAsia="Times New Roman" w:hAnsi="Times New Roman" w:cs="Times New Roman"/>
-        </w:rPr>
-        <w:t xml:space="preserve"> mean expectations of comfort from the Saliva and Non-Saliva sharers across Conditions and Pretraining Epochs.</w:t>
+        <w:t>Figure 2. Networks’ mean expectations of comfort from the Saliva and Non-Saliva sharers across Conditions and Pretraining Epochs.</w:t>
       </w:r>
     </w:p>
     <w:p>
@@ -1059,7 +1013,6 @@
         </w:rPr>
         <w:t xml:space="preserve">Figure 2 shows networks’ expectations of comfort from the Saliva and Non-Saliva Sharers across Conditions 1-3 and Pretraining Epochs. Familiarization Epoch (or the number of familiarization trials) was not included as an additional effect because it was collinear with Pretraining Epochs and created singularity issues for the model. The results revealed main effects of Test Trial, Pretraining Epochs, and Condition, which were qualified by an interaction between Condition and Pretraining Epochs, </w:t>
       </w:r>
-      <w:proofErr w:type="gramStart"/>
       <w:r>
         <w:rPr>
           <w:rFonts w:ascii="Times New Roman" w:eastAsia="Times New Roman" w:hAnsi="Times New Roman" w:cs="Times New Roman"/>
@@ -1072,14 +1025,7 @@
         <w:rPr>
           <w:rFonts w:ascii="Times New Roman" w:eastAsia="Times New Roman" w:hAnsi="Times New Roman" w:cs="Times New Roman"/>
         </w:rPr>
-        <w:t>(</w:t>
-      </w:r>
-      <w:proofErr w:type="gramEnd"/>
-      <w:r>
-        <w:rPr>
-          <w:rFonts w:ascii="Times New Roman" w:eastAsia="Times New Roman" w:hAnsi="Times New Roman" w:cs="Times New Roman"/>
-        </w:rPr>
-        <w:t xml:space="preserve">4, 351) = 11.06, </w:t>
+        <w:t xml:space="preserve">(4, 351) = 11.06, </w:t>
       </w:r>
       <w:r>
         <w:rPr>
@@ -1095,7 +1041,6 @@
         </w:rPr>
         <w:t xml:space="preserve">&lt; .001. As can be seen in Figure 2, this interaction reflected the fact that networks’ expectations for comfort differed across conditions and pretraining epochs. Perhaps most crucially, there was a significant interaction between Condition and Trial Type, </w:t>
       </w:r>
-      <w:proofErr w:type="gramStart"/>
       <w:r>
         <w:rPr>
           <w:rFonts w:ascii="Times New Roman" w:eastAsia="Times New Roman" w:hAnsi="Times New Roman" w:cs="Times New Roman"/>
@@ -1108,14 +1053,7 @@
         <w:rPr>
           <w:rFonts w:ascii="Times New Roman" w:eastAsia="Times New Roman" w:hAnsi="Times New Roman" w:cs="Times New Roman"/>
         </w:rPr>
-        <w:t>(</w:t>
-      </w:r>
-      <w:proofErr w:type="gramEnd"/>
-      <w:r>
-        <w:rPr>
-          <w:rFonts w:ascii="Times New Roman" w:eastAsia="Times New Roman" w:hAnsi="Times New Roman" w:cs="Times New Roman"/>
-        </w:rPr>
-        <w:t xml:space="preserve">2, 351) = 37.46, </w:t>
+        <w:t xml:space="preserve">(2, 351) = 37.46, </w:t>
       </w:r>
       <w:r>
         <w:rPr>
@@ -1421,21 +1359,7 @@
         <w:rPr>
           <w:rFonts w:ascii="Times New Roman" w:eastAsia="Times New Roman" w:hAnsi="Times New Roman" w:cs="Times New Roman"/>
         </w:rPr>
-        <w:t xml:space="preserve">Simulation 1 suggests that associative learning can reproduce infants’ looking patterns in Thomas et al. (2022). However, because these results could reflect a simple actress preference, Thomas et al. (2022) conducted an additional preferential looking test to confirm that infants’ looking patterns reflected comfort-specific expectations. During this test, infants in Experiments 2B and 2D saw both actresses smiling and playing peek-a-boo while the central character was absent. Thomas et al. (2022) found that, during this non-distress non-comforting event, infants looked equally long at both actresses suggesting that neither actress was preferred. Likewise, prior work shows that when agents laugh together rather than engage in comforting, infants do not make inferences about social affiliations (Spokes &amp; </w:t>
-      </w:r>
-      <w:proofErr w:type="spellStart"/>
-      <w:r>
-        <w:rPr>
-          <w:rFonts w:ascii="Times New Roman" w:eastAsia="Times New Roman" w:hAnsi="Times New Roman" w:cs="Times New Roman"/>
-        </w:rPr>
-        <w:t>Spelke</w:t>
-      </w:r>
-      <w:proofErr w:type="spellEnd"/>
-      <w:r>
-        <w:rPr>
-          <w:rFonts w:ascii="Times New Roman" w:eastAsia="Times New Roman" w:hAnsi="Times New Roman" w:cs="Times New Roman"/>
-        </w:rPr>
-        <w:t xml:space="preserve">, 2017). Thus, simulation 2 implements a model analogue of a non-distress non-comfort event to test whether networks’ responses in Simulation 1 similarly reflected comfort-specific expectations. </w:t>
+        <w:t xml:space="preserve">Simulation 1 suggests that associative learning can reproduce infants’ looking patterns in Thomas et al. (2022). However, because these results could reflect a simple actress preference, Thomas et al. (2022) conducted an additional preferential looking test to confirm that infants’ looking patterns reflected comfort-specific expectations. During this test, infants in Experiments 2B and 2D saw both actresses smiling and playing peek-a-boo while the central character was absent. Thomas et al. (2022) found that, during this non-distress non-comforting event, infants looked equally long at both actresses suggesting that neither actress was preferred. Likewise, prior work shows that when agents laugh together rather than engage in comforting, infants do not make inferences about social affiliations (Spokes &amp; Spelke, 2017). Thus, simulation 2 implements a model analogue of a non-distress non-comfort event to test whether networks’ responses in Simulation 1 similarly reflected comfort-specific expectations. </w:t>
       </w:r>
     </w:p>
     <w:p>
@@ -1571,21 +1495,7 @@
         <w:rPr>
           <w:rFonts w:ascii="Times New Roman" w:eastAsia="Times New Roman" w:hAnsi="Times New Roman" w:cs="Times New Roman"/>
         </w:rPr>
-        <w:t xml:space="preserve">Figure 3. </w:t>
-      </w:r>
-      <w:proofErr w:type="gramStart"/>
-      <w:r>
-        <w:rPr>
-          <w:rFonts w:ascii="Times New Roman" w:eastAsia="Times New Roman" w:hAnsi="Times New Roman" w:cs="Times New Roman"/>
-        </w:rPr>
-        <w:t>Networks’</w:t>
-      </w:r>
-      <w:proofErr w:type="gramEnd"/>
-      <w:r>
-        <w:rPr>
-          <w:rFonts w:ascii="Times New Roman" w:eastAsia="Times New Roman" w:hAnsi="Times New Roman" w:cs="Times New Roman"/>
-        </w:rPr>
-        <w:t xml:space="preserve"> mean expectations of peek-a-boo from former Saliva and former Non-Saliva Sharers across Conditions and Pretraining Epochs.</w:t>
+        <w:t>Figure 3. Networks’ mean expectations of peek-a-boo from former Saliva and former Non-Saliva Sharers across Conditions and Pretraining Epochs.</w:t>
       </w:r>
     </w:p>
     <w:p>
@@ -1600,51 +1510,8 @@
         <w:rPr>
           <w:rFonts w:ascii="Times New Roman" w:eastAsia="Times New Roman" w:hAnsi="Times New Roman" w:cs="Times New Roman"/>
         </w:rPr>
-        <w:t xml:space="preserve">Figure 3 shows networks’ looking </w:t>
-      </w:r>
-      <w:proofErr w:type="gramStart"/>
-      <w:r>
-        <w:rPr>
-          <w:rFonts w:ascii="Times New Roman" w:eastAsia="Times New Roman" w:hAnsi="Times New Roman" w:cs="Times New Roman"/>
-        </w:rPr>
-        <w:t>at  the</w:t>
-      </w:r>
-      <w:proofErr w:type="gramEnd"/>
-      <w:r>
-        <w:rPr>
-          <w:rFonts w:ascii="Times New Roman" w:eastAsia="Times New Roman" w:hAnsi="Times New Roman" w:cs="Times New Roman"/>
-        </w:rPr>
-        <w:t xml:space="preserve"> Former Saliva and Non-Saliva Sharers across Pretraining Epochs. Data </w:t>
-      </w:r>
-      <w:proofErr w:type="gramStart"/>
-      <w:r>
-        <w:rPr>
-          <w:rFonts w:ascii="Times New Roman" w:eastAsia="Times New Roman" w:hAnsi="Times New Roman" w:cs="Times New Roman"/>
-        </w:rPr>
-        <w:t>were</w:t>
-      </w:r>
-      <w:proofErr w:type="gramEnd"/>
-      <w:r>
-        <w:rPr>
-          <w:rFonts w:ascii="Times New Roman" w:eastAsia="Times New Roman" w:hAnsi="Times New Roman" w:cs="Times New Roman"/>
-        </w:rPr>
-        <w:t xml:space="preserve"> entered into a linear mixed-effects model with Test Trial as the within-subjects fixed effect (Former Saliva Sharer vs. Former Non-Saliva Sharer), and Pretraining Epochs (600 vs. 700 vs. 800) as between-subjects fixed effects, and participants as the random effect. This analysis revealed </w:t>
-      </w:r>
-      <w:proofErr w:type="gramStart"/>
-      <w:r>
-        <w:rPr>
-          <w:rFonts w:ascii="Times New Roman" w:eastAsia="Times New Roman" w:hAnsi="Times New Roman" w:cs="Times New Roman"/>
-        </w:rPr>
-        <w:t>a main</w:t>
-      </w:r>
-      <w:proofErr w:type="gramEnd"/>
-      <w:r>
-        <w:rPr>
-          <w:rFonts w:ascii="Times New Roman" w:eastAsia="Times New Roman" w:hAnsi="Times New Roman" w:cs="Times New Roman"/>
-        </w:rPr>
-        <w:t xml:space="preserve"> effect of Pretraining Epochs, which was qualified by an interaction between Test Trial and Pretraining Epochs, </w:t>
-      </w:r>
-      <w:proofErr w:type="gramStart"/>
+        <w:t xml:space="preserve">Figure 3 shows networks’ looking at  the Former Saliva and Non-Saliva Sharers across Pretraining Epochs. Data were entered into a linear mixed-effects model with Test Trial as the within-subjects fixed effect (Former Saliva Sharer vs. Former Non-Saliva Sharer), and Pretraining Epochs (600 vs. 700 vs. 800) as between-subjects fixed effects, and participants as the random effect. This analysis revealed a main effect of Pretraining Epochs, which was qualified by an interaction between Test Trial and Pretraining Epochs, </w:t>
+      </w:r>
       <w:r>
         <w:rPr>
           <w:rFonts w:ascii="Times New Roman" w:eastAsia="Times New Roman" w:hAnsi="Times New Roman" w:cs="Times New Roman"/>
@@ -1657,14 +1524,7 @@
         <w:rPr>
           <w:rFonts w:ascii="Times New Roman" w:eastAsia="Times New Roman" w:hAnsi="Times New Roman" w:cs="Times New Roman"/>
         </w:rPr>
-        <w:t>(</w:t>
-      </w:r>
-      <w:proofErr w:type="gramEnd"/>
-      <w:r>
-        <w:rPr>
-          <w:rFonts w:ascii="Times New Roman" w:eastAsia="Times New Roman" w:hAnsi="Times New Roman" w:cs="Times New Roman"/>
-        </w:rPr>
-        <w:t xml:space="preserve">2, 117) = 3.72, </w:t>
+        <w:t xml:space="preserve">(2, 117) = 3.72, </w:t>
       </w:r>
       <w:r>
         <w:rPr>
@@ -2027,21 +1887,7 @@
         <w:rPr>
           <w:rFonts w:ascii="Times New Roman" w:eastAsia="Times New Roman" w:hAnsi="Times New Roman" w:cs="Times New Roman"/>
         </w:rPr>
-        <w:t>Figure 4. Networks</w:t>
-      </w:r>
-      <w:proofErr w:type="gramStart"/>
-      <w:r>
-        <w:rPr>
-          <w:rFonts w:ascii="Times New Roman" w:eastAsia="Times New Roman" w:hAnsi="Times New Roman" w:cs="Times New Roman"/>
-        </w:rPr>
-        <w:t>’ mean</w:t>
-      </w:r>
-      <w:proofErr w:type="gramEnd"/>
-      <w:r>
-        <w:rPr>
-          <w:rFonts w:ascii="Times New Roman" w:eastAsia="Times New Roman" w:hAnsi="Times New Roman" w:cs="Times New Roman"/>
-        </w:rPr>
-        <w:t xml:space="preserve"> expectations of saliva sharing from the Comforter and Non-Comforter across Conditions and Pretraining Epochs.</w:t>
+        <w:t>Figure 4. Networks’ mean expectations of saliva sharing from the Comforter and Non-Comforter across Conditions and Pretraining Epochs.</w:t>
       </w:r>
     </w:p>
     <w:p>
@@ -2071,28 +1917,7 @@
         <w:rPr>
           <w:rFonts w:ascii="Times New Roman" w:eastAsia="Times New Roman" w:hAnsi="Times New Roman" w:cs="Times New Roman"/>
         </w:rPr>
-        <w:t xml:space="preserve">Figure 4 shows networks’ expectations of saliva sharing from the Comforter and Non-Comforter across Conditions and Pretraining Epochs. Data for networks in these conditions were entered into a linear mixed-effects model with Test Trial as the within-subjects fixed effect (Comforter vs. Non-Comforter), Condition (1 vs. 2) and Pretraining Epoch (600 vs. 700 vs. 800) as the between-subjects fixed effects, and participants as the random effect. The results revealed main effects </w:t>
-      </w:r>
-      <w:proofErr w:type="gramStart"/>
-      <w:r>
-        <w:rPr>
-          <w:rFonts w:ascii="Times New Roman" w:eastAsia="Times New Roman" w:hAnsi="Times New Roman" w:cs="Times New Roman"/>
-        </w:rPr>
-        <w:t>for Condition</w:t>
-      </w:r>
-      <w:proofErr w:type="gramEnd"/>
-      <w:r>
-        <w:rPr>
-          <w:rFonts w:ascii="Times New Roman" w:eastAsia="Times New Roman" w:hAnsi="Times New Roman" w:cs="Times New Roman"/>
-        </w:rPr>
-        <w:t xml:space="preserve"> and Test trial, both of which were qualified by two interactions. The first interaction was between Pretraining Epoch and Test </w:t>
-      </w:r>
-      <w:proofErr w:type="gramStart"/>
-      <w:r>
-        <w:rPr>
-          <w:rFonts w:ascii="Times New Roman" w:eastAsia="Times New Roman" w:hAnsi="Times New Roman" w:cs="Times New Roman"/>
-        </w:rPr>
-        <w:t xml:space="preserve">Trial,  </w:t>
+        <w:t xml:space="preserve">Figure 4 shows networks’ expectations of saliva sharing from the Comforter and Non-Comforter across Conditions and Pretraining Epochs. Data for networks in these conditions were entered into a linear mixed-effects model with Test Trial as the within-subjects fixed effect (Comforter vs. Non-Comforter), Condition (1 vs. 2) and Pretraining Epoch (600 vs. 700 vs. 800) as the between-subjects fixed effects, and participants as the random effect. The results revealed main effects for Condition and Test trial, both of which were qualified by two interactions. The first interaction was between Pretraining Epoch and Test Trial,  </w:t>
       </w:r>
       <w:r>
         <w:rPr>
@@ -2102,7 +1927,6 @@
         </w:rPr>
         <w:t>F</w:t>
       </w:r>
-      <w:proofErr w:type="gramEnd"/>
       <w:r>
         <w:rPr>
           <w:rFonts w:ascii="Times New Roman" w:eastAsia="Times New Roman" w:hAnsi="Times New Roman" w:cs="Times New Roman"/>
@@ -2123,7 +1947,6 @@
         </w:rPr>
         <w:t xml:space="preserve">= .04. This interaction reflected the fact that the magnitude of the difference in expectation for saliva sharing from the Comforter and Non-Comforter differed between Pretraining Epochs. The more theoretically meaningful interaction was between Condition and Test Trial, </w:t>
       </w:r>
-      <w:proofErr w:type="gramStart"/>
       <w:r>
         <w:rPr>
           <w:rFonts w:ascii="Times New Roman" w:eastAsia="Times New Roman" w:hAnsi="Times New Roman" w:cs="Times New Roman"/>
@@ -2136,14 +1959,7 @@
         <w:rPr>
           <w:rFonts w:ascii="Times New Roman" w:eastAsia="Times New Roman" w:hAnsi="Times New Roman" w:cs="Times New Roman"/>
         </w:rPr>
-        <w:t>(</w:t>
-      </w:r>
-      <w:proofErr w:type="gramEnd"/>
-      <w:r>
-        <w:rPr>
-          <w:rFonts w:ascii="Times New Roman" w:eastAsia="Times New Roman" w:hAnsi="Times New Roman" w:cs="Times New Roman"/>
-        </w:rPr>
-        <w:t xml:space="preserve">1, 234) = 119.78, </w:t>
+        <w:t xml:space="preserve">(1, 234) = 119.78, </w:t>
       </w:r>
       <w:r>
         <w:rPr>
@@ -2236,7 +2052,6 @@
         </w:rPr>
         <w:t xml:space="preserve"> = 4.08), </w:t>
       </w:r>
-      <w:proofErr w:type="gramStart"/>
       <w:r>
         <w:rPr>
           <w:rFonts w:ascii="Times New Roman" w:eastAsia="Times New Roman" w:hAnsi="Times New Roman" w:cs="Times New Roman"/>
@@ -2249,14 +2064,7 @@
         <w:rPr>
           <w:rFonts w:ascii="Times New Roman" w:eastAsia="Times New Roman" w:hAnsi="Times New Roman" w:cs="Times New Roman"/>
         </w:rPr>
-        <w:t>(</w:t>
-      </w:r>
-      <w:proofErr w:type="gramEnd"/>
-      <w:r>
-        <w:rPr>
-          <w:rFonts w:ascii="Times New Roman" w:eastAsia="Times New Roman" w:hAnsi="Times New Roman" w:cs="Times New Roman"/>
-        </w:rPr>
-        <w:t xml:space="preserve">119) = 12.3, </w:t>
+        <w:t xml:space="preserve">(119) = 12.3, </w:t>
       </w:r>
       <w:r>
         <w:rPr>
@@ -2340,14 +2148,7 @@
         <w:rPr>
           <w:rFonts w:ascii="Times New Roman" w:eastAsia="Times New Roman" w:hAnsi="Times New Roman" w:cs="Times New Roman"/>
         </w:rPr>
-        <w:t xml:space="preserve"> = 0.99</w:t>
-      </w:r>
-      <w:proofErr w:type="gramStart"/>
-      <w:r>
-        <w:rPr>
-          <w:rFonts w:ascii="Times New Roman" w:eastAsia="Times New Roman" w:hAnsi="Times New Roman" w:cs="Times New Roman"/>
-        </w:rPr>
-        <w:t xml:space="preserve">),  </w:t>
+        <w:t xml:space="preserve"> = 0.99),  </w:t>
       </w:r>
       <w:r>
         <w:rPr>
@@ -2357,7 +2158,6 @@
         </w:rPr>
         <w:t>t</w:t>
       </w:r>
-      <w:proofErr w:type="gramEnd"/>
       <w:r>
         <w:rPr>
           <w:rFonts w:ascii="Times New Roman" w:eastAsia="Times New Roman" w:hAnsi="Times New Roman" w:cs="Times New Roman"/>
@@ -2508,35 +2308,7 @@
           <w:rFonts w:ascii="Times New Roman" w:eastAsia="Times New Roman" w:hAnsi="Times New Roman" w:cs="Times New Roman"/>
         </w:rPr>
         <w:lastRenderedPageBreak/>
-        <w:t xml:space="preserve">capacity improves with age. All three parameters implemented a simple model of development that is consistent with existing developmental models (e.g., Benton, 2024; </w:t>
-      </w:r>
-      <w:proofErr w:type="spellStart"/>
-      <w:r>
-        <w:rPr>
-          <w:rFonts w:ascii="Times New Roman" w:eastAsia="Times New Roman" w:hAnsi="Times New Roman" w:cs="Times New Roman"/>
-        </w:rPr>
-        <w:t>Rakison</w:t>
-      </w:r>
-      <w:proofErr w:type="spellEnd"/>
-      <w:r>
-        <w:rPr>
-          <w:rFonts w:ascii="Times New Roman" w:eastAsia="Times New Roman" w:hAnsi="Times New Roman" w:cs="Times New Roman"/>
-        </w:rPr>
-        <w:t xml:space="preserve"> &amp; </w:t>
-      </w:r>
-      <w:proofErr w:type="spellStart"/>
-      <w:r>
-        <w:rPr>
-          <w:rFonts w:ascii="Times New Roman" w:eastAsia="Times New Roman" w:hAnsi="Times New Roman" w:cs="Times New Roman"/>
-        </w:rPr>
-        <w:t>Lupyan</w:t>
-      </w:r>
-      <w:proofErr w:type="spellEnd"/>
-      <w:r>
-        <w:rPr>
-          <w:rFonts w:ascii="Times New Roman" w:eastAsia="Times New Roman" w:hAnsi="Times New Roman" w:cs="Times New Roman"/>
-        </w:rPr>
-        <w:t>, 2008).</w:t>
+        <w:t>capacity improves with age. All three parameters implemented a simple model of development that is consistent with existing developmental models (e.g., Benton, 2024; Rakison &amp; Lupyan, 2008).</w:t>
       </w:r>
     </w:p>
     <w:p>
@@ -2635,21 +2407,7 @@
         <w:rPr>
           <w:rFonts w:ascii="Times New Roman" w:eastAsia="Times New Roman" w:hAnsi="Times New Roman" w:cs="Times New Roman"/>
         </w:rPr>
-        <w:t xml:space="preserve">Figure 5. </w:t>
-      </w:r>
-      <w:proofErr w:type="gramStart"/>
-      <w:r>
-        <w:rPr>
-          <w:rFonts w:ascii="Times New Roman" w:eastAsia="Times New Roman" w:hAnsi="Times New Roman" w:cs="Times New Roman"/>
-        </w:rPr>
-        <w:t>Networks’</w:t>
-      </w:r>
-      <w:proofErr w:type="gramEnd"/>
-      <w:r>
-        <w:rPr>
-          <w:rFonts w:ascii="Times New Roman" w:eastAsia="Times New Roman" w:hAnsi="Times New Roman" w:cs="Times New Roman"/>
-        </w:rPr>
-        <w:t xml:space="preserve"> mean expectations of comfort from the Saliva and Non-Saliva Sharers across Conditions, and Age.</w:t>
+        <w:t>Figure 5. Networks’ mean expectations of comfort from the Saliva and Non-Saliva Sharers across Conditions, and Age.</w:t>
       </w:r>
     </w:p>
     <w:p>
@@ -2677,37 +2435,8 @@
         <w:rPr>
           <w:rFonts w:ascii="Times New Roman" w:eastAsia="Times New Roman" w:hAnsi="Times New Roman" w:cs="Times New Roman"/>
         </w:rPr>
-        <w:t xml:space="preserve">Figure 5 shows networks’ expectations of comfort from the Saliva and Non-Saliva Sharers across Conditions, Age, and Test Trials. Networks showed increasingly greater expectations of comfort from the Saliva Sharer than from the </w:t>
-      </w:r>
-      <w:proofErr w:type="gramStart"/>
-      <w:r>
-        <w:rPr>
-          <w:rFonts w:ascii="Times New Roman" w:eastAsia="Times New Roman" w:hAnsi="Times New Roman" w:cs="Times New Roman"/>
-        </w:rPr>
-        <w:t>Non-Saliva Sharer</w:t>
-      </w:r>
-      <w:proofErr w:type="gramEnd"/>
-      <w:r>
-        <w:rPr>
-          <w:rFonts w:ascii="Times New Roman" w:eastAsia="Times New Roman" w:hAnsi="Times New Roman" w:cs="Times New Roman"/>
-        </w:rPr>
-        <w:t xml:space="preserve"> with age (see the grey bar in Condition 1). This conclusion was supported by a linear model in which Age (young vs. intermediate vs. old) was treated as an ordered factor. The outcome measure for this analysis was the difference between the network’s expectation of comfort from the Saliva Sharer and that for the Non-saliva Sharer. This analysis indicated that in Condition 1 the difference in expectations between the Saliva and Non-</w:t>
-      </w:r>
-      <w:proofErr w:type="spellStart"/>
-      <w:r>
-        <w:rPr>
-          <w:rFonts w:ascii="Times New Roman" w:eastAsia="Times New Roman" w:hAnsi="Times New Roman" w:cs="Times New Roman"/>
-        </w:rPr>
-        <w:t>salival</w:t>
-      </w:r>
-      <w:proofErr w:type="spellEnd"/>
-      <w:r>
-        <w:rPr>
-          <w:rFonts w:ascii="Times New Roman" w:eastAsia="Times New Roman" w:hAnsi="Times New Roman" w:cs="Times New Roman"/>
-        </w:rPr>
-        <w:t xml:space="preserve"> Sharers increased monotonically with simulated age, </w:t>
-      </w:r>
-      <w:proofErr w:type="gramStart"/>
+        <w:t xml:space="preserve">Figure 5 shows networks’ expectations of comfort from the Saliva and Non-Saliva Sharers across Conditions, Age, and Test Trials. Networks showed increasingly greater expectations of comfort from the Saliva Sharer than from the Non-Saliva Sharer with age (see the grey bar in Condition 1). This conclusion was supported by a linear model in which Age (young vs. intermediate vs. old) was treated as an ordered factor. The outcome measure for this analysis was the difference between the network’s expectation of comfort from the Saliva Sharer and that for the Non-saliva Sharer. This analysis indicated that in Condition 1 the difference in expectations between the Saliva and Non-salival Sharers increased monotonically with simulated age, </w:t>
+      </w:r>
       <w:r>
         <w:rPr>
           <w:rFonts w:ascii="Times New Roman" w:eastAsia="Times New Roman" w:hAnsi="Times New Roman" w:cs="Times New Roman"/>
@@ -2720,14 +2449,7 @@
         <w:rPr>
           <w:rFonts w:ascii="Times New Roman" w:eastAsia="Times New Roman" w:hAnsi="Times New Roman" w:cs="Times New Roman"/>
         </w:rPr>
-        <w:t>(</w:t>
-      </w:r>
-      <w:proofErr w:type="gramEnd"/>
-      <w:r>
-        <w:rPr>
-          <w:rFonts w:ascii="Times New Roman" w:eastAsia="Times New Roman" w:hAnsi="Times New Roman" w:cs="Times New Roman"/>
-        </w:rPr>
-        <w:t xml:space="preserve">117) = 3.82, </w:t>
+        <w:t xml:space="preserve">(117) = 3.82, </w:t>
       </w:r>
       <w:r>
         <w:rPr>
@@ -2743,7 +2465,6 @@
         </w:rPr>
         <w:t xml:space="preserve"> &lt; .001; networks showed an equivalent expectation for both sharers across ages in Condition 2, </w:t>
       </w:r>
-      <w:proofErr w:type="gramStart"/>
       <w:r>
         <w:rPr>
           <w:rFonts w:ascii="Times New Roman" w:eastAsia="Times New Roman" w:hAnsi="Times New Roman" w:cs="Times New Roman"/>
@@ -2756,14 +2477,7 @@
         <w:rPr>
           <w:rFonts w:ascii="Times New Roman" w:eastAsia="Times New Roman" w:hAnsi="Times New Roman" w:cs="Times New Roman"/>
         </w:rPr>
-        <w:t>(</w:t>
-      </w:r>
-      <w:proofErr w:type="gramEnd"/>
-      <w:r>
-        <w:rPr>
-          <w:rFonts w:ascii="Times New Roman" w:eastAsia="Times New Roman" w:hAnsi="Times New Roman" w:cs="Times New Roman"/>
-        </w:rPr>
-        <w:t xml:space="preserve">117) = -0.18, </w:t>
+        <w:t xml:space="preserve">(117) = -0.18, </w:t>
       </w:r>
       <w:r>
         <w:rPr>
@@ -2809,21 +2523,7 @@
         <w:rPr>
           <w:rFonts w:ascii="Times New Roman" w:eastAsia="Times New Roman" w:hAnsi="Times New Roman" w:cs="Times New Roman"/>
         </w:rPr>
-        <w:t>Simulation 4 suggests that the expectation for comfort following saliva sharing strengthens with experience. Likewise, because the association between saliva sharing and comfort is bidirectional, our model predicts that the expectation for saliva sharing following comfort should also increase with experience. Although Simulation 4 offers testable predictions for future behavioral research, data showing age-related increases in this expectation would still not distinguish associative learning from an evolutionary “triggering” account, in which experience merely activates a latent, domain-specific mechanism whose primary job is to strengthen a pre-existing link between saliva sharing and comfort. Instead, a more definitive test would be to measure whether infants' expectations can be modified or reversed by environmental input—a result unexpected for links formed over evolutionary “deep time” (Buss, 2005</w:t>
-      </w:r>
-      <w:proofErr w:type="gramStart"/>
-      <w:r>
-        <w:rPr>
-          <w:rFonts w:ascii="Times New Roman" w:eastAsia="Times New Roman" w:hAnsi="Times New Roman" w:cs="Times New Roman"/>
-        </w:rPr>
-        <w:t>), but</w:t>
-      </w:r>
-      <w:proofErr w:type="gramEnd"/>
-      <w:r>
-        <w:rPr>
-          <w:rFonts w:ascii="Times New Roman" w:eastAsia="Times New Roman" w:hAnsi="Times New Roman" w:cs="Times New Roman"/>
-        </w:rPr>
-        <w:t xml:space="preserve"> predicted by associative learning. Simulation 5 therefore tested whether networks’ expectations are graded by the statistical structure of experience rather than just total exposure. To do this, we manipulated whether Saliva Sharers provided comfort consistently, intermittently, or not at all. </w:t>
+        <w:t xml:space="preserve">Simulation 4 suggests that the expectation for comfort following saliva sharing strengthens with experience. Likewise, because the association between saliva sharing and comfort is bidirectional, our model predicts that the expectation for saliva sharing following comfort should also increase with experience. Although Simulation 4 offers testable predictions for future behavioral research, data showing age-related increases in this expectation would still not distinguish associative learning from an evolutionary “triggering” account, in which experience merely activates a latent, domain-specific mechanism whose primary job is to strengthen a pre-existing link between saliva sharing and comfort. Instead, a more definitive test would be to measure whether infants' expectations can be modified or reversed by environmental input—a result unexpected for links formed over evolutionary “deep time” (Buss, 2005), but predicted by associative learning. Simulation 5 therefore tested whether networks’ expectations are graded by the statistical structure of experience rather than just total exposure. To do this, we manipulated whether Saliva Sharers provided comfort consistently, intermittently, or not at all. </w:t>
       </w:r>
     </w:p>
     <w:p>
@@ -2980,21 +2680,7 @@
         <w:rPr>
           <w:rFonts w:ascii="Times New Roman" w:eastAsia="Times New Roman" w:hAnsi="Times New Roman" w:cs="Times New Roman"/>
         </w:rPr>
-        <w:t xml:space="preserve">Figure 6. </w:t>
-      </w:r>
-      <w:proofErr w:type="gramStart"/>
-      <w:r>
-        <w:rPr>
-          <w:rFonts w:ascii="Times New Roman" w:eastAsia="Times New Roman" w:hAnsi="Times New Roman" w:cs="Times New Roman"/>
-        </w:rPr>
-        <w:t>Networks’</w:t>
-      </w:r>
-      <w:proofErr w:type="gramEnd"/>
-      <w:r>
-        <w:rPr>
-          <w:rFonts w:ascii="Times New Roman" w:eastAsia="Times New Roman" w:hAnsi="Times New Roman" w:cs="Times New Roman"/>
-        </w:rPr>
-        <w:t xml:space="preserve"> mean expectations of comfort from the Saliva and Non-Saliva Sharers across Conditions and Ratios.</w:t>
+        <w:t>Figure 6. Networks’ mean expectations of comfort from the Saliva and Non-Saliva Sharers across Conditions and Ratios.</w:t>
       </w:r>
     </w:p>
     <w:p>
@@ -3018,23 +2704,8 @@
         <w:rPr>
           <w:rFonts w:ascii="Times New Roman" w:eastAsia="Times New Roman" w:hAnsi="Times New Roman" w:cs="Times New Roman"/>
         </w:rPr>
-        <w:t xml:space="preserve">Figure 6 shows networks expectations of comfort from the Saliva and Non-Saliva Sharers across conditions and ratios. In </w:t>
-      </w:r>
-      <w:proofErr w:type="gramStart"/>
-      <w:r>
-        <w:rPr>
-          <w:rFonts w:ascii="Times New Roman" w:eastAsia="Times New Roman" w:hAnsi="Times New Roman" w:cs="Times New Roman"/>
-        </w:rPr>
-        <w:t>the Experimental condition</w:t>
-      </w:r>
-      <w:proofErr w:type="gramEnd"/>
-      <w:r>
-        <w:rPr>
-          <w:rFonts w:ascii="Times New Roman" w:eastAsia="Times New Roman" w:hAnsi="Times New Roman" w:cs="Times New Roman"/>
-        </w:rPr>
-        <w:t xml:space="preserve">, expectations of comfort from Saliva Sharers declined steadily as non-comfort became more frequent. In contrast, in the Control condition networks maintained equivalent expectations across all ratios. A linear model with Ratio as an ordered factor showed that for networks in Condition 1, the difference in comfort expectations between Saliva and Non-Saliva sharers decreased monotonically with Ratio, </w:t>
-      </w:r>
-      <w:proofErr w:type="gramStart"/>
+        <w:t xml:space="preserve">Figure 6 shows networks expectations of comfort from the Saliva and Non-Saliva Sharers across conditions and ratios. In the Experimental condition, expectations of comfort from Saliva Sharers declined steadily as non-comfort became more frequent. In contrast, in the Control condition networks maintained equivalent expectations across all ratios. A linear model with Ratio as an ordered factor showed that for networks in Condition 1, the difference in comfort expectations between Saliva and Non-Saliva sharers decreased monotonically with Ratio, </w:t>
+      </w:r>
       <w:r>
         <w:rPr>
           <w:rFonts w:ascii="Times New Roman" w:eastAsia="Times New Roman" w:hAnsi="Times New Roman" w:cs="Times New Roman"/>
@@ -3047,14 +2718,7 @@
         <w:rPr>
           <w:rFonts w:ascii="Times New Roman" w:eastAsia="Times New Roman" w:hAnsi="Times New Roman" w:cs="Times New Roman"/>
         </w:rPr>
-        <w:t>(</w:t>
-      </w:r>
-      <w:proofErr w:type="gramEnd"/>
-      <w:r>
-        <w:rPr>
-          <w:rFonts w:ascii="Times New Roman" w:eastAsia="Times New Roman" w:hAnsi="Times New Roman" w:cs="Times New Roman"/>
-        </w:rPr>
-        <w:t xml:space="preserve">714) = -11.44, </w:t>
+        <w:t xml:space="preserve">(714) = -11.44, </w:t>
       </w:r>
       <w:r>
         <w:rPr>
@@ -3070,7 +2734,6 @@
         </w:rPr>
         <w:t xml:space="preserve"> &lt; .001; networks showed an equivalent expectation for both sharers across ages in Condition 2, </w:t>
       </w:r>
-      <w:proofErr w:type="gramStart"/>
       <w:r>
         <w:rPr>
           <w:rFonts w:ascii="Times New Roman" w:eastAsia="Times New Roman" w:hAnsi="Times New Roman" w:cs="Times New Roman"/>
@@ -3083,14 +2746,7 @@
         <w:rPr>
           <w:rFonts w:ascii="Times New Roman" w:eastAsia="Times New Roman" w:hAnsi="Times New Roman" w:cs="Times New Roman"/>
         </w:rPr>
-        <w:t>(</w:t>
-      </w:r>
-      <w:proofErr w:type="gramEnd"/>
-      <w:r>
-        <w:rPr>
-          <w:rFonts w:ascii="Times New Roman" w:eastAsia="Times New Roman" w:hAnsi="Times New Roman" w:cs="Times New Roman"/>
-        </w:rPr>
-        <w:t xml:space="preserve">714) = -0.46, </w:t>
+        <w:t xml:space="preserve">(714) = -0.46, </w:t>
       </w:r>
       <w:r>
         <w:rPr>
@@ -3285,35 +2941,7 @@
           <w:rFonts w:ascii="Times New Roman" w:eastAsia="Times New Roman" w:hAnsi="Times New Roman" w:cs="Times New Roman"/>
         </w:rPr>
         <w:lastRenderedPageBreak/>
-        <w:t xml:space="preserve">Moving forward, we expect that integrating findings from behavioral work will necessitate </w:t>
-      </w:r>
-      <w:proofErr w:type="gramStart"/>
-      <w:r>
-        <w:rPr>
-          <w:rFonts w:ascii="Times New Roman" w:eastAsia="Times New Roman" w:hAnsi="Times New Roman" w:cs="Times New Roman"/>
-        </w:rPr>
-        <w:t>refinements</w:t>
-      </w:r>
-      <w:proofErr w:type="gramEnd"/>
-      <w:r>
-        <w:rPr>
-          <w:rFonts w:ascii="Times New Roman" w:eastAsia="Times New Roman" w:hAnsi="Times New Roman" w:cs="Times New Roman"/>
-        </w:rPr>
-        <w:t xml:space="preserve"> to the model’s current architecture and assumptions. For instance, the current model used localist, semantically neutral representations to facilitate model interpretation; however, this approach simplifies the richness of infants’ real-world experiences. A natural next step would be to instantiate the current proposal into neural networks that better capture naturalistic social inputs. In addition, the relationship between training epochs and real-world experience remains an open question in the developmental cognitive sciences. Although it could be argued that the model requires a significant amount of training, the goal of our pretraining phase was not to suggest that infants observe hundreds of explicit saliva-sharing events. Rather, it was to ensure that saliva </w:t>
-      </w:r>
-      <w:proofErr w:type="gramStart"/>
-      <w:r>
-        <w:rPr>
-          <w:rFonts w:ascii="Times New Roman" w:eastAsia="Times New Roman" w:hAnsi="Times New Roman" w:cs="Times New Roman"/>
-        </w:rPr>
-        <w:t>sharing</w:t>
-      </w:r>
-      <w:proofErr w:type="gramEnd"/>
-      <w:r>
-        <w:rPr>
-          <w:rFonts w:ascii="Times New Roman" w:eastAsia="Times New Roman" w:hAnsi="Times New Roman" w:cs="Times New Roman"/>
-        </w:rPr>
-        <w:t xml:space="preserve"> and comfort were reliably correlated given that it is the presence of such correlations—rather than the sheer amount of experience—that is the theoretical linchpin of the current proposal. Future work might explore the minimum amount of experience required to form social expectations in both infants and models. Notably, Simulation 4 suggests that the link between saliva sharing and comfort can be established in as few as 300 epochs, suggesting that the structure of the environment, rather than the sheer volume of experience, is central to the development of infants’ social expectations. </w:t>
+        <w:t xml:space="preserve">Moving forward, we expect that integrating findings from behavioral work will necessitate refinements to the model’s current architecture and assumptions. For instance, the current model used localist, semantically neutral representations to facilitate model interpretation; however, this approach simplifies the richness of infants’ real-world experiences. A natural next step would be to instantiate the current proposal into neural networks that better capture naturalistic social inputs. In addition, the relationship between training epochs and real-world experience remains an open question in the developmental cognitive sciences. Although it could be argued that the model requires a significant amount of training, the goal of our pretraining phase was not to suggest that infants observe hundreds of explicit saliva-sharing events. Rather, it was to ensure that saliva sharing and comfort were reliably correlated given that it is the presence of such correlations—rather than the sheer amount of experience—that is the theoretical linchpin of the current proposal. Future work might explore the minimum amount of experience required to form social expectations in both infants and models. Notably, Simulation 4 suggests that the link between saliva sharing and comfort can be established in as few as 300 epochs, suggesting that the structure of the environment, rather than the sheer volume of experience, is central to the development of infants’ social expectations. </w:t>
       </w:r>
       <w:r>
         <w:rPr>
@@ -3364,21 +2992,7 @@
         <w:rPr>
           <w:rFonts w:ascii="Times New Roman" w:eastAsia="Times New Roman" w:hAnsi="Times New Roman" w:cs="Times New Roman"/>
         </w:rPr>
-        <w:t xml:space="preserve">Ainsworth, M. D. S., Bell, S. M., &amp; Stayton, D. F. (1974). Infant-mother attachment and social development: Socialization as a product of reciprocal responsiveness to signals. In M. P. M. Richards (Ed.), The integration of a child into a social </w:t>
-      </w:r>
-      <w:proofErr w:type="gramStart"/>
-      <w:r>
-        <w:rPr>
-          <w:rFonts w:ascii="Times New Roman" w:eastAsia="Times New Roman" w:hAnsi="Times New Roman" w:cs="Times New Roman"/>
-        </w:rPr>
-        <w:t>world ,</w:t>
-      </w:r>
-      <w:proofErr w:type="gramEnd"/>
-      <w:r>
-        <w:rPr>
-          <w:rFonts w:ascii="Times New Roman" w:eastAsia="Times New Roman" w:hAnsi="Times New Roman" w:cs="Times New Roman"/>
-        </w:rPr>
-        <w:t xml:space="preserve"> (pp (Vol. 316, pp. 99–135). Cambridge University Press. https://psycnet.apa.org/fulltext/1975-07118-004.pdf</w:t>
+        <w:t>Ainsworth, M. D. S., Bell, S. M., &amp; Stayton, D. F. (1974). Infant-mother attachment and social development: Socialization as a product of reciprocal responsiveness to signals. In M. P. M. Richards (Ed.), The integration of a child into a social world , (pp (Vol. 316, pp. 99–135). Cambridge University Press. https://psycnet.apa.org/fulltext/1975-07118-004.pdf</w:t>
       </w:r>
     </w:p>
     <w:p>
@@ -3394,21 +3008,7 @@
         <w:rPr>
           <w:rFonts w:ascii="Times New Roman" w:eastAsia="Times New Roman" w:hAnsi="Times New Roman" w:cs="Times New Roman"/>
         </w:rPr>
-        <w:t xml:space="preserve">Benton, D. T. (2024). An associative-learning account of how infants learn about causal action in animates and </w:t>
-      </w:r>
-      <w:proofErr w:type="spellStart"/>
-      <w:r>
-        <w:rPr>
-          <w:rFonts w:ascii="Times New Roman" w:eastAsia="Times New Roman" w:hAnsi="Times New Roman" w:cs="Times New Roman"/>
-        </w:rPr>
-        <w:t>inanimates</w:t>
-      </w:r>
-      <w:proofErr w:type="spellEnd"/>
-      <w:r>
-        <w:rPr>
-          <w:rFonts w:ascii="Times New Roman" w:eastAsia="Times New Roman" w:hAnsi="Times New Roman" w:cs="Times New Roman"/>
-        </w:rPr>
-        <w:t>: A critical reexamination of four classic studies. Journal of Experimental Psychology: General, 154(2), 497–521.</w:t>
+        <w:t>Benton, D. T. (2024). An associative-learning account of how infants learn about causal action in animates and inanimates: A critical reexamination of four classic studies. Journal of Experimental Psychology: General, 154(2), 497–521.</w:t>
       </w:r>
       <w:hyperlink r:id="rId16">
         <w:r>
@@ -3506,21 +3106,7 @@
         <w:rPr>
           <w:rFonts w:ascii="Times New Roman" w:eastAsia="Times New Roman" w:hAnsi="Times New Roman" w:cs="Times New Roman"/>
         </w:rPr>
-        <w:t xml:space="preserve">Christiansen, M. H., &amp; Curtin, S. (1999). Transfer of learning: rule acquisition or statistical </w:t>
-      </w:r>
-      <w:proofErr w:type="gramStart"/>
-      <w:r>
-        <w:rPr>
-          <w:rFonts w:ascii="Times New Roman" w:eastAsia="Times New Roman" w:hAnsi="Times New Roman" w:cs="Times New Roman"/>
-        </w:rPr>
-        <w:t>learning?.</w:t>
-      </w:r>
-      <w:proofErr w:type="gramEnd"/>
-      <w:r>
-        <w:rPr>
-          <w:rFonts w:ascii="Times New Roman" w:eastAsia="Times New Roman" w:hAnsi="Times New Roman" w:cs="Times New Roman"/>
-        </w:rPr>
-        <w:t xml:space="preserve"> Trends in Cognitive Sciences, 3(8), 289-290.</w:t>
+        <w:t>Christiansen, M. H., &amp; Curtin, S. (1999). Transfer of learning: rule acquisition or statistical learning?. Trends in Cognitive Sciences, 3(8), 289-290.</w:t>
       </w:r>
       <w:hyperlink r:id="rId20">
         <w:r>
@@ -3553,35 +3139,7 @@
         <w:rPr>
           <w:rFonts w:ascii="Times New Roman" w:eastAsia="Times New Roman" w:hAnsi="Times New Roman" w:cs="Times New Roman"/>
         </w:rPr>
-        <w:t xml:space="preserve">Ciftci, B. G., Kominsky, J. F., &amp; </w:t>
-      </w:r>
-      <w:proofErr w:type="spellStart"/>
-      <w:r>
-        <w:rPr>
-          <w:rFonts w:ascii="Times New Roman" w:eastAsia="Times New Roman" w:hAnsi="Times New Roman" w:cs="Times New Roman"/>
-        </w:rPr>
-        <w:t>Csibra</w:t>
-      </w:r>
-      <w:proofErr w:type="spellEnd"/>
-      <w:r>
-        <w:rPr>
-          <w:rFonts w:ascii="Times New Roman" w:eastAsia="Times New Roman" w:hAnsi="Times New Roman" w:cs="Times New Roman"/>
-        </w:rPr>
-        <w:t xml:space="preserve">, G. (2025). Do infants use cues of saliva-sharing to infer close relationships? A replication of Thomas </w:t>
-      </w:r>
-      <w:proofErr w:type="gramStart"/>
-      <w:r>
-        <w:rPr>
-          <w:rFonts w:ascii="Times New Roman" w:eastAsia="Times New Roman" w:hAnsi="Times New Roman" w:cs="Times New Roman"/>
-        </w:rPr>
-        <w:t>et al.(</w:t>
-      </w:r>
-      <w:proofErr w:type="gramEnd"/>
-      <w:r>
-        <w:rPr>
-          <w:rFonts w:ascii="Times New Roman" w:eastAsia="Times New Roman" w:hAnsi="Times New Roman" w:cs="Times New Roman"/>
-        </w:rPr>
-        <w:t>2022). Royal Society Open Science, 12(4), 240229.</w:t>
+        <w:t>Ciftci, B. G., Kominsky, J. F., &amp; Csibra, G. (2025). Do infants use cues of saliva-sharing to infer close relationships? A replication of Thomas et al.(2022). Royal Society Open Science, 12(4), 240229.</w:t>
       </w:r>
       <w:hyperlink r:id="rId22">
         <w:r>
@@ -3670,65 +3228,7 @@
         <w:rPr>
           <w:rFonts w:ascii="Times New Roman" w:eastAsia="Times New Roman" w:hAnsi="Times New Roman" w:cs="Times New Roman"/>
         </w:rPr>
-        <w:t>Fiske, A. P. (2004). Four modes of constituting Relationships: Consubstantial Assimilation; Space, Magnitude, Time, and Force; Concrete Procedures; Abstract Symbolism. In Relational Models Theory. A contemporary Overview (pp. 61–</w:t>
-      </w:r>
-      <w:proofErr w:type="gramStart"/>
-      <w:r>
-        <w:rPr>
-          <w:rFonts w:ascii="Times New Roman" w:eastAsia="Times New Roman" w:hAnsi="Times New Roman" w:cs="Times New Roman"/>
-        </w:rPr>
-        <w:t>146)</w:t>
-      </w:r>
-      <w:proofErr w:type="spellStart"/>
-      <w:r>
-        <w:rPr>
-          <w:rFonts w:ascii="Times New Roman" w:eastAsia="Times New Roman" w:hAnsi="Times New Roman" w:cs="Times New Roman"/>
-        </w:rPr>
-        <w:t>Káldy</w:t>
-      </w:r>
-      <w:proofErr w:type="spellEnd"/>
-      <w:proofErr w:type="gramEnd"/>
-      <w:r>
-        <w:rPr>
-          <w:rFonts w:ascii="Times New Roman" w:eastAsia="Times New Roman" w:hAnsi="Times New Roman" w:cs="Times New Roman"/>
-        </w:rPr>
-        <w:t xml:space="preserve">, Z., &amp; Leslie, A. M. (2003). Identification of objects in 9‐month‐old infants </w:t>
-      </w:r>
-      <w:proofErr w:type="spellStart"/>
-      <w:proofErr w:type="gramStart"/>
-      <w:r>
-        <w:rPr>
-          <w:rFonts w:ascii="Times New Roman" w:eastAsia="Times New Roman" w:hAnsi="Times New Roman" w:cs="Times New Roman"/>
-        </w:rPr>
-        <w:t>integrating‘</w:t>
-      </w:r>
-      <w:proofErr w:type="gramEnd"/>
-      <w:r>
-        <w:rPr>
-          <w:rFonts w:ascii="Times New Roman" w:eastAsia="Times New Roman" w:hAnsi="Times New Roman" w:cs="Times New Roman"/>
-        </w:rPr>
-        <w:t>what’and</w:t>
-      </w:r>
-      <w:proofErr w:type="spellEnd"/>
-      <w:r>
-        <w:rPr>
-          <w:rFonts w:ascii="Times New Roman" w:eastAsia="Times New Roman" w:hAnsi="Times New Roman" w:cs="Times New Roman"/>
-        </w:rPr>
-        <w:t xml:space="preserve"> ‘</w:t>
-      </w:r>
-      <w:proofErr w:type="spellStart"/>
-      <w:r>
-        <w:rPr>
-          <w:rFonts w:ascii="Times New Roman" w:eastAsia="Times New Roman" w:hAnsi="Times New Roman" w:cs="Times New Roman"/>
-        </w:rPr>
-        <w:t>where’information</w:t>
-      </w:r>
-      <w:proofErr w:type="spellEnd"/>
-      <w:r>
-        <w:rPr>
-          <w:rFonts w:ascii="Times New Roman" w:eastAsia="Times New Roman" w:hAnsi="Times New Roman" w:cs="Times New Roman"/>
-        </w:rPr>
-        <w:t>. Developmental Science, 6(3), 360-373.</w:t>
+        <w:t>Fiske, A. P. (2004). Four modes of constituting Relationships: Consubstantial Assimilation; Space, Magnitude, Time, and Force; Concrete Procedures; Abstract Symbolism. In Relational Models Theory. A contemporary Overview (pp. 61–146)Káldy, Z., &amp; Leslie, A. M. (2003). Identification of objects in 9‐month‐old infants integrating‘what’and ‘where’information. Developmental Science, 6(3), 360-373.</w:t>
       </w:r>
       <w:hyperlink r:id="rId27">
         <w:r>
@@ -3794,21 +3294,7 @@
         <w:rPr>
           <w:rFonts w:ascii="Times New Roman" w:eastAsia="Times New Roman" w:hAnsi="Times New Roman" w:cs="Times New Roman"/>
         </w:rPr>
-        <w:t xml:space="preserve">Kibbe, M. M., &amp; Leslie, A. M. (2011). What do infants remember when they forget? Location and identity in </w:t>
-      </w:r>
-      <w:proofErr w:type="gramStart"/>
-      <w:r>
-        <w:rPr>
-          <w:rFonts w:ascii="Times New Roman" w:eastAsia="Times New Roman" w:hAnsi="Times New Roman" w:cs="Times New Roman"/>
-        </w:rPr>
-        <w:t>6-month</w:t>
-      </w:r>
-      <w:proofErr w:type="gramEnd"/>
-      <w:r>
-        <w:rPr>
-          <w:rFonts w:ascii="Times New Roman" w:eastAsia="Times New Roman" w:hAnsi="Times New Roman" w:cs="Times New Roman"/>
-        </w:rPr>
-        <w:t>-olds’ memory for objects. Psychological science, 22(12), 1500-1505.</w:t>
+        <w:t>Kibbe, M. M., &amp; Leslie, A. M. (2011). What do infants remember when they forget? Location and identity in 6-month-olds’ memory for objects. Psychological science, 22(12), 1500-1505.</w:t>
       </w:r>
       <w:hyperlink r:id="rId31">
         <w:r>
@@ -3841,21 +3327,7 @@
         <w:rPr>
           <w:rFonts w:ascii="Times New Roman" w:eastAsia="Times New Roman" w:hAnsi="Times New Roman" w:cs="Times New Roman"/>
         </w:rPr>
-        <w:t>Kibbe, M. M., &amp; Leslie, A. M. (2013). What’s the object of object working memory in infancy? Unraveling ‘</w:t>
-      </w:r>
-      <w:proofErr w:type="spellStart"/>
-      <w:r>
-        <w:rPr>
-          <w:rFonts w:ascii="Times New Roman" w:eastAsia="Times New Roman" w:hAnsi="Times New Roman" w:cs="Times New Roman"/>
-        </w:rPr>
-        <w:t>what’and</w:t>
-      </w:r>
-      <w:proofErr w:type="spellEnd"/>
-      <w:r>
-        <w:rPr>
-          <w:rFonts w:ascii="Times New Roman" w:eastAsia="Times New Roman" w:hAnsi="Times New Roman" w:cs="Times New Roman"/>
-        </w:rPr>
-        <w:t xml:space="preserve"> ‘how many’. Cognitive Psychology, 66(4), 380-404.</w:t>
+        <w:t>Kibbe, M. M., &amp; Leslie, A. M. (2013). What’s the object of object working memory in infancy? Unraveling ‘what’and ‘how many’. Cognitive Psychology, 66(4), 380-404.</w:t>
       </w:r>
       <w:hyperlink r:id="rId33">
         <w:r>
@@ -4091,21 +3563,7 @@
         <w:rPr>
           <w:rFonts w:ascii="Times New Roman" w:eastAsia="Times New Roman" w:hAnsi="Times New Roman" w:cs="Times New Roman"/>
         </w:rPr>
-        <w:t xml:space="preserve">Spokes, A. C., &amp; </w:t>
-      </w:r>
-      <w:proofErr w:type="spellStart"/>
-      <w:r>
-        <w:rPr>
-          <w:rFonts w:ascii="Times New Roman" w:eastAsia="Times New Roman" w:hAnsi="Times New Roman" w:cs="Times New Roman"/>
-        </w:rPr>
-        <w:t>Spelke</w:t>
-      </w:r>
-      <w:proofErr w:type="spellEnd"/>
-      <w:r>
-        <w:rPr>
-          <w:rFonts w:ascii="Times New Roman" w:eastAsia="Times New Roman" w:hAnsi="Times New Roman" w:cs="Times New Roman"/>
-        </w:rPr>
-        <w:t xml:space="preserve">, E. S. (2017). The cradle of social knowledge: Infants’ reasoning about caregiving and affiliation. Cognition, 159, 102-116. </w:t>
+        <w:t xml:space="preserve">Spokes, A. C., &amp; Spelke, E. S. (2017). The cradle of social knowledge: Infants’ reasoning about caregiving and affiliation. Cognition, 159, 102-116. </w:t>
       </w:r>
       <w:hyperlink r:id="rId46">
         <w:r>
@@ -4164,21 +3622,7 @@
           <w:rFonts w:ascii="Times New Roman" w:eastAsia="Times New Roman" w:hAnsi="Times New Roman" w:cs="Times New Roman"/>
         </w:rPr>
         <w:lastRenderedPageBreak/>
-        <w:t xml:space="preserve">Thomas, A. J., Woo, B., Nettle, D., </w:t>
-      </w:r>
-      <w:proofErr w:type="spellStart"/>
-      <w:r>
-        <w:rPr>
-          <w:rFonts w:ascii="Times New Roman" w:eastAsia="Times New Roman" w:hAnsi="Times New Roman" w:cs="Times New Roman"/>
-        </w:rPr>
-        <w:t>Spelke</w:t>
-      </w:r>
-      <w:proofErr w:type="spellEnd"/>
-      <w:r>
-        <w:rPr>
-          <w:rFonts w:ascii="Times New Roman" w:eastAsia="Times New Roman" w:hAnsi="Times New Roman" w:cs="Times New Roman"/>
-        </w:rPr>
-        <w:t>, E., &amp; Saxe, R. (2022). Early concepts of intimacy: Young humans use saliva sharing to infer close relationships. Science, 375(6578), 311-315.</w:t>
+        <w:t>Thomas, A. J., Woo, B., Nettle, D., Spelke, E., &amp; Saxe, R. (2022). Early concepts of intimacy: Young humans use saliva sharing to infer close relationships. Science, 375(6578), 311-315.</w:t>
       </w:r>
       <w:hyperlink r:id="rId49">
         <w:r>
